--- a/PLAN/observaciones_en.docx
+++ b/PLAN/observaciones_en.docx
@@ -412,6 +412,100 @@
       </w:pPr>
       <w:r>
         <w:t xml:space="preserve">The specifications and observations documents are being completed.</w:t>
+      </w:r>
+    </w:p>
+    <w:p>
+      <w:pPr>
+        <w:spacing w:after="120" w:before="240"/>
+      </w:pPr>
+      <w:r>
+        <w:rPr>
+          <w:b/>
+          <w:bCs/>
+          <w:color w:val="1F3864"/>
+          <w:sz w:val="28"/>
+          <w:szCs w:val="28"/>
+        </w:rPr>
+        <w:t xml:space="preserve">Second week of August 2026 — Correlation of components with their weight in the index</w:t>
+      </w:r>
+    </w:p>
+    <w:p>
+      <w:pPr>
+        <w:spacing w:after="120"/>
+      </w:pPr>
+      <w:r>
+        <w:t xml:space="preserve">A tool was built to answer a specific question: do stocks with more weight in an index correlate more with its movement? The answer, once the mechanical effect is removed, is NO: weight does not predict correlation.</w:t>
+      </w:r>
+    </w:p>
+    <w:p>
+      <w:pPr>
+        <w:spacing w:after="120"/>
+      </w:pPr>
+      <w:r>
+        <w:t xml:space="preserve">The most useful finding, however, is methodological. A stock's raw correlation with its index is heavily contaminated by that stock's own weight: a heavily-weighted component already "is", in part, the index itself, and correlates with itself. To measure it properly, its contribution has to be subtracted from the index and what remains rescaled — doing so, Goldman Sachs's correlation in the Dow Jones drops from 0.71 to 0.51; SAP's in the DAX, from 0.37 to 0.17; ASML's in the AEX, from 0.78 to 0.40. Any analysis using "correlation with the index" without this correction would largely be measuring weight in disguise.</w:t>
+      </w:r>
+    </w:p>
+    <w:p>
+      <w:pPr>
+        <w:spacing w:after="120"/>
+      </w:pPr>
+      <w:r>
+        <w:t xml:space="preserve">Other patterns observed, with 180-session windows and no settled explanation: the three large European oil companies (TotalEnergies in the CAC 40, Shell in the AEX, Eni in the MIB) show negative correlation and beta consistently across all three time scales measured — the same sector, in three different markets, moving against its own index. And several very large stocks (Apple, Microsoft, Unilever) appear practically decoupled from their index, with correlations close to zero.</w:t>
+      </w:r>
+    </w:p>
+    <w:p>
+      <w:pPr>
+        <w:spacing w:after="120"/>
+      </w:pPr>
+      <w:r>
+        <w:t xml:space="preserve">On whether these measures are useful for a predictive model: correlation and beta are descriptive, not predictive — they describe how a stock has moved in the past, just like the momentum or dispersion already in use. Adding them to a model that has already failed with variables of the same kind doesn't look promising. Where they can contribute is as a measure of RISK (beta indicates how much a stock amplifies the index's movements), for instance to diagnose the volatility of an already-built portfolio, which is a different question and a more attainable one than predicting who will rise most.</w:t>
+      </w:r>
+    </w:p>
+    <w:p>
+      <w:pPr>
+        <w:spacing w:after="120" w:before="240"/>
+      </w:pPr>
+      <w:r>
+        <w:rPr>
+          <w:b/>
+          <w:bCs/>
+          <w:color w:val="1F3864"/>
+          <w:sz w:val="28"/>
+          <w:szCs w:val="28"/>
+        </w:rPr>
+        <w:t xml:space="preserve">Second week of August 2026 — Persistence of relative ranking</w:t>
+      </w:r>
+    </w:p>
+    <w:p>
+      <w:pPr>
+        <w:spacing w:after="120"/>
+      </w:pPr>
+      <w:r>
+        <w:t xml:space="preserve">A second question along the same line: after some time, some stocks have done better than others — do those on top in one window stay on top in the next, or does the ranking reshuffle every time? It's measured with the Spearman correlation between the rankings of consecutive NON-OVERLAPPING windows (if they overlapped, they'd share nearly all their sessions and the correlation would come out high purely by construction), testing the first six Fibonacci lengths at once: 1, 2, 3, 5, 8 and 13 sessions.</w:t>
+      </w:r>
+    </w:p>
+    <w:p>
+      <w:pPr>
+        <w:spacing w:after="120"/>
+      </w:pPr>
+      <w:r>
+        <w:t xml:space="preserve">Result: in the overall correlation (Spearman), no index separates from what chance produces — the general ranking reshuffles. At the extremes (the top and bottom 10% of each window) the only notable exception is the Nasdaq 100, with matches at the top close to double what chance would give and, most relevantly, consistently so across all six lengths and replicated over two different periods (114 and 244 sessions). No individual measure exceeds the formal threshold of 2 standard deviations, but the consistency of the whole is harder to attribute to chance than any single figure.</w:t>
+      </w:r>
+    </w:p>
+    <w:p>
+      <w:pPr>
+        <w:spacing w:after="120"/>
+      </w:pPr>
+      <w:r>
+        <w:t xml:space="preserve">A methodological caution learned along the way: at first, matches at the extremes were only compared against their expected value by chance, without measuring how much they VARY by chance. Adding that spread revealed it to be very large (with purely random data, matches of 0.265 with a spread of ±0.489), so differences that looked striking at first glance fall squarely within the normal range. Without that reference, it's easy to read as a finding what is only noise.</w:t>
+      </w:r>
+    </w:p>
+    <w:p>
+      <w:pPr>
+        <w:spacing w:after="120"/>
+      </w:pPr>
+      <w:r>
+        <w:t xml:space="preserve">It remains open whether the Nasdaq's persistence reflects that "the good ones stay good" or, more likely, that a handful of highly volatile stocks (the semiconductor and AI block, with betas of 2.5 to 3.5) monopolize the extremes over and over — top when their sector rises, bottom when it corrects. The second explanation would produce the same numbers without being an exploitable edge, and to tell them apart a count of which specific stocks occupy the extremes, and with what concentration, has been added to the tool.</w:t>
       </w:r>
     </w:p>
     <w:sectPr>

--- a/PLAN/observaciones_en.docx
+++ b/PLAN/observaciones_en.docx
@@ -506,6 +506,92 @@
       </w:pPr>
       <w:r>
         <w:t xml:space="preserve">It remains open whether the Nasdaq's persistence reflects that "the good ones stay good" or, more likely, that a handful of highly volatile stocks (the semiconductor and AI block, with betas of 2.5 to 3.5) monopolize the extremes over and over — top when their sector rises, bottom when it corrects. The second explanation would produce the same numbers without being an exploitable edge, and to tell them apart a count of which specific stocks occupy the extremes, and with what concentration, has been added to the tool.</w:t>
+      </w:r>
+    </w:p>
+    <w:p>
+      <w:pPr>
+        <w:spacing w:after="120" w:before="240"/>
+      </w:pPr>
+      <w:r>
+        <w:rPr>
+          <w:b/>
+          <w:bCs/>
+          <w:color w:val="1F3864"/>
+          <w:sz w:val="28"/>
+          <w:szCs w:val="28"/>
+        </w:rPr>
+        <w:t xml:space="preserve">Second week of August 2026 — Neural network classification, and an overall assessment</w:t>
+      </w:r>
+    </w:p>
+    <w:p>
+      <w:pPr>
+        <w:spacing w:after="120"/>
+      </w:pPr>
+      <w:r>
+        <w:t xml:space="preserve">The last approach tried, and the best-framed of all: instead of asking the model to predict HOW MUCH a stock will rise (where the previous ones had failed), it's asked something cruder and therefore more learnable — to sort each stock into two groups, above or below the index's median over the following five sessions. The median, rather than "beating the index", was chosen on purpose: with it, both groups are always balanced by construction, the baseline is exactly 50%, and there's no way to score by always saying the same thing.</w:t>
+      </w:r>
+    </w:p>
+    <w:p>
+      <w:pPr>
+        <w:spacing w:after="120"/>
+      </w:pPr>
+      <w:r>
+        <w:t xml:space="preserve">The validation method is the most demanding used in the project: the history is split into two tranches separated in time (never at random, which would allow learning from a Tuesday to predict the previous Monday); it trains on the first, the model is frozen, and on the second it's only shown the input variables. A five-session gap is left between the tranches, because each example's label depends on the following five: without that margin, the last training examples would have labels depending on sessions already belonging to the test tranche.</w:t>
+      </w:r>
+    </w:p>
+    <w:p>
+      <w:pPr>
+        <w:spacing w:after="120"/>
+      </w:pPr>
+      <w:r>
+        <w:t xml:space="preserve">Results: CAC 40, 50.9% accuracy; Nasdaq 100 (the largest index, with 11,615 training examples), 49.4%. In both cases, indistinguishable from the 50% that random classification would give. More telling still than the overall figure: accuracy among the model's HIGHEST-CONFIDENCE cases is practically identical to the overall figure (51.3% and 49.8%). If a model had real signal, it should score better where it's certain than where it hesitates; scoring the same either way means its confidence conveys nothing. In the Nasdaq, moreover, the four highest-probability stocks returned 0.249% against 0.605% for the average of all candidates, and beat that average in exactly 20 out of 40 steps: the definition of a coin toss.</w:t>
+      </w:r>
+    </w:p>
+    <w:p>
+      <w:pPr>
+        <w:spacing w:after="120" w:before="240"/>
+      </w:pPr>
+      <w:r>
+        <w:rPr>
+          <w:b/>
+          <w:bCs/>
+          <w:color w:val="1F3864"/>
+          <w:sz w:val="28"/>
+          <w:szCs w:val="28"/>
+        </w:rPr>
+        <w:t xml:space="preserve">Assessment of the five approaches tried</w:t>
+      </w:r>
+    </w:p>
+    <w:p>
+      <w:pPr>
+        <w:spacing w:after="120"/>
+      </w:pPr>
+      <w:r>
+        <w:t xml:space="preserve">Over the course of the project, five families of methods have been tried: technical rules on price, volume and money flow; fundamental data; analyst consensus; multi-factor ridge regression; and a classification neural network. All five converge on the same result: none shows a reliable edge over applying no criterion at all. And it's not that building the classifier is hard — the same network reaches 99.5% accuracy on a problem with real signal, verified as a control. What's hard is for a learnable signal to exist in this data.</w:t>
+      </w:r>
+    </w:p>
+    <w:p>
+      <w:pPr>
+        <w:spacing w:after="120"/>
+      </w:pPr>
+      <w:r>
+        <w:t xml:space="preserve">It makes sense that this is so: if the price and volume movements of a few sessions allowed reliable prediction of which stocks will do better the following week, that information would be enormously valuable and within reach of anyone with a computer — thousands of professionals with more data and more computing power would have exploited it to exhaustion, and in doing so would have eliminated it from the price. Not finding it is, largely, the expected consequence of others having looked for it first.</w:t>
+      </w:r>
+    </w:p>
+    <w:p>
+      <w:pPr>
+        <w:spacing w:after="120"/>
+      </w:pPr>
+      <w:r>
+        <w:t xml:space="preserve">Even so, it's worth not closing the door more firmly than the data allows: these models see price, volume and flow over a few sessions, plus four static fundamental variables. They don't see news, quarterly results, regulatory changes or macroeconomic context. It's entirely possible that signal exists in information simply not being looked at. What has been shown is that it isn't in THESE variables, over THESE horizons.</w:t>
+      </w:r>
+    </w:p>
+    <w:p>
+      <w:pPr>
+        <w:spacing w:after="120"/>
+      </w:pPr>
+      <w:r>
+        <w:t xml:space="preserve">And something deserves saying: the outcome of this work isn't an application that predicts the market — it's an application capable of honestly checking whether an idea works, including the uncomfortable part of saying no. That's rarer and more valuable than it sounds.</w:t>
       </w:r>
     </w:p>
     <w:sectPr>

--- a/PLAN/observaciones_en.docx
+++ b/PLAN/observaciones_en.docx
@@ -592,6 +592,53 @@
       </w:pPr>
       <w:r>
         <w:t xml:space="preserve">And something deserves saying: the outcome of this work isn't an application that predicts the market — it's an application capable of honestly checking whether an idea works, including the uncomfortable part of saying no. That's rarer and more valuable than it sounds.</w:t>
+      </w:r>
+    </w:p>
+    <w:p>
+      <w:pPr>
+        <w:spacing w:after="120" w:before="240"/>
+      </w:pPr>
+      <w:r>
+        <w:rPr>
+          <w:b/>
+          <w:bCs/>
+          <w:color w:val="1F3864"/>
+          <w:sz w:val="28"/>
+          <w:szCs w:val="28"/>
+        </w:rPr>
+        <w:t xml:space="preserve">Second week of August 2026 — Classification by fundamentals</w:t>
+      </w:r>
+    </w:p>
+    <w:p>
+      <w:pPr>
+        <w:spacing w:after="120"/>
+      </w:pPr>
+      <w:r>
+        <w:t xml:space="preserve">Sixth approach tried, and the most elaborate of all in terms of data preparation: instead of price/volume, classification (above or below the index's median) is done with 34 fundamental variables — published results with their real date, the evolution of analyst estimates over the last 3 months, P/E, market cap, dividend yield and beta reconstructed with real historical price, and the rest as today's constants with an availability indicator when missing (imputed with the index's average that day, never with zero, to avoid introducing a distortion). Period limited to one quarter (63 sessions): the real coverage limit of the richest variable, not an arbitrary choice.</w:t>
+      </w:r>
+    </w:p>
+    <w:p>
+      <w:pPr>
+        <w:spacing w:after="120"/>
+      </w:pPr>
+      <w:r>
+        <w:t xml:space="preserve">Tested across 8 traditional indices. Looked at index by index, the picture seems promising: several beat 50% accuracy, and AEX and FTSE MIB show highlighted-stock returns clearly above average (+1.40 and +1.37 points). But aggregating the 117 test steps across all 8 indices — the only honest way to read this, as this project has learned several times already —, the stocks highlighted by the model beat their own index's average in 55 of 117 steps: 47.0%, below chance, not above. The average return difference was -0.56 points.</w:t>
+      </w:r>
+    </w:p>
+    <w:p>
+      <w:pPr>
+        <w:spacing w:after="120"/>
+      </w:pPr>
+      <w:r>
+        <w:t xml:space="preserve">The figure that weighs most against a real signal, more than the aggregate percentage itself: accuracy among the model's highest-confidence cases ranged from 33.3% (PSI 20) to 80% (FTSE MIB) depending on the index, with Nasdaq 100 (36.25%) and PSI 20 BELOW chance in their own most-confident cases. A model with real signal should score better, and consistently across markets, precisely in the cases where it declares itself most confident — not better in some indices and worse than chance in others. That spread, with only 12-15 test steps per index, is the characteristic signature of small-sample noise spread across 8 independent draws, not a real edge that only shows up in some markets.</w:t>
+      </w:r>
+    </w:p>
+    <w:p>
+      <w:pPr>
+        <w:spacing w:after="120"/>
+      </w:pPr>
+      <w:r>
+        <w:t xml:space="preserve">With this, six approaches now converge on the same result — seven if the price/volume classification and the fundamentals classification are counted separately, since they use the same mechanism but different variables. In no case, aggregated rigorously, has a reliable edge over applying no criterion at all appeared.</w:t>
       </w:r>
     </w:p>
     <w:sectPr>

--- a/PLAN/observaciones_en.docx
+++ b/PLAN/observaciones_en.docx
@@ -639,6 +639,72 @@
       </w:pPr>
       <w:r>
         <w:t xml:space="preserve">With this, six approaches now converge on the same result — seven if the price/volume classification and the fundamentals classification are counted separately, since they use the same mechanism but different variables. In no case, aggregated rigorously, has a reliable edge over applying no criterion at all appeared.</w:t>
+      </w:r>
+    </w:p>
+    <w:p>
+      <w:pPr>
+        <w:spacing w:after="120" w:before="240"/>
+      </w:pPr>
+      <w:r>
+        <w:rPr>
+          <w:b/>
+          <w:bCs/>
+          <w:color w:val="1F3864"/>
+          <w:sz w:val="28"/>
+          <w:szCs w:val="28"/>
+        </w:rPr>
+        <w:t xml:space="preserve">August 23, 2026 — Mean reversion by money flow</w:t>
+      </w:r>
+    </w:p>
+    <w:p>
+      <w:pPr>
+        <w:spacing w:after="120"/>
+      </w:pPr>
+      <w:r>
+        <w:t xml:space="preserve">Positive bias in the return fan chart for an IBEX 35 portfolio of four stocks selected by low money flow, rebalancing when only 2 or fewer stocks of the current portfolio remain.</w:t>
+      </w:r>
+    </w:p>
+    <w:p>
+      <w:pPr>
+        <w:spacing w:after="120"/>
+        <w:jc w:val="center"/>
+      </w:pPr>
+      <w:r>
+        <w:drawing>
+          <wp:inline distT="0" distB="0" distL="0" distR="0">
+            <wp:extent cx="5486400" cy="3120390"/>
+            <wp:effectExtent l="0" t="0" r="0" b="0"/>
+            <wp:docPr id="9001" name="Return fan chart low money flow"/>
+            <wp:cNvGraphicFramePr>
+              <a:graphicFrameLocks xmlns:a="http://schemas.openxmlformats.org/drawingml/2006/main" noChangeAspect="1"/>
+            </wp:cNvGraphicFramePr>
+            <a:graphic xmlns:a="http://schemas.openxmlformats.org/drawingml/2006/main">
+              <a:graphicData uri="http://schemas.openxmlformats.org/drawingml/2006/picture">
+                <pic:pic xmlns:pic="http://schemas.openxmlformats.org/drawingml/2006/picture">
+                  <pic:nvPicPr>
+                    <pic:cNvPr id="0" name="Return fan chart low money flow"/>
+                    <pic:cNvPicPr/>
+                  </pic:nvPicPr>
+                  <pic:blipFill>
+                    <a:blip r:embed="rId8"/>
+                    <a:stretch>
+                      <a:fillRect/>
+                    </a:stretch>
+                  </pic:blipFill>
+                  <pic:spPr>
+                    <a:xfrm>
+                      <a:off x="0" y="0"/>
+                      <a:ext cx="5486400" cy="3120390"/>
+                    </a:xfrm>
+                    <a:prstGeom prst="rect">
+                      <a:avLst/>
+                    </a:prstGeom>
+                  </pic:spPr>
+                </pic:pic>
+              </a:graphicData>
+            </a:graphic>
+          </wp:inline>
+        </w:drawing>
       </w:r>
     </w:p>
     <w:sectPr>
